--- a/rapports/2026-06-06/EQ7/EQ7_enq1_v2/DR_013202030202/70-67-84-53.docx
+++ b/rapports/2026-06-06/EQ7/EQ7_enq1_v2/DR_013202030202/70-67-84-53.docx
@@ -297,7 +297,7 @@
           <w:color w:val="1F6FEB"/>
           <w:sz w:val="22"/>
         </w:rPr>
-        <w:t>⚠ INCOHÉRENCES À CORRIGER (236)</w:t>
+        <w:t>⚠ INCOHÉRENCES À CORRIGER (234)</w:t>
       </w:r>
     </w:p>
     <w:tbl>
@@ -994,7 +994,7 @@
                 <w:color w:val="16A34A"/>
                 <w:sz w:val="16"/>
               </w:rPr>
-              <w:t>—</w:t>
+              <w:t>s01q49, s02q24, s01q00b, s02q17_2, s02q15_2</w:t>
             </w:r>
           </w:p>
         </w:tc>
@@ -1025,7 +1025,7 @@
                 <w:i w:val="0"/>
                 <w:sz w:val="17"/>
               </w:rPr>
-              <w:t>Incohérence!!! seulement les écoles privées paient les frais de scolarité (y compris les frais d'inscription).</w:t>
+              <w:t>Le montant des frais pour les cahiers et autres matériels scolaires (27000 FCFA) pour l'année scolaire de MAIMOUNA DIA qui fréquente 2ème année de Secondaire 1 (Moyen) Général semble incohérent, veuillez, s'il vous plait, verifier cette information auprès de l'enquêté ou confirmer avec le QG.</w:t>
             </w:r>
           </w:p>
         </w:tc>
@@ -1084,7 +1084,7 @@
                 <w:color w:val="16A34A"/>
                 <w:sz w:val="16"/>
               </w:rPr>
-              <w:t>s01q49, s02q24, s01q00b, s02q17_2, s02q15_2</w:t>
+              <w:t>s01q32, s01q36, s01q38, s04q37_modif, s02q33, s02q34, s01q00b</w:t>
             </w:r>
           </w:p>
         </w:tc>
@@ -1115,7 +1115,7 @@
                 <w:i w:val="0"/>
                 <w:sz w:val="17"/>
               </w:rPr>
-              <w:t>Le montant des frais pour les cahiers et autres matériels scolaires (27000 FCFA) pour l'année scolaire de MAIMOUNA DIA qui fréquente 2ème année de Secondaire 1 (Moyen) Général semble incohérent, veuillez, s'il vous plait, verifier cette information auprès de l'enquêté ou confirmer avec le QG.</w:t>
+              <w:t>Peu probable!!! Vu l'âge (19 ans) de MAIMOUNA DIA ou l'année à laquelle MAIMOUNA DIA a fréquenté l'école pour la dernière fois (.) le dernier diplome de MAIMOUNA DIA ne peut être le Certificat d'études primaires (CEP), prière de corriger cette incohérence ou confirmer avec le QG.</w:t>
             </w:r>
           </w:p>
         </w:tc>
@@ -1130,10 +1130,730 @@
               <w:rPr>
                 <w:b/>
                 <w:i w:val="0"/>
-                <w:color w:val="DC2626"/>
-                <w:sz w:val="16"/>
-              </w:rPr>
-              <w:t>Haute</w:t>
+                <w:color w:val="EA580C"/>
+                <w:sz w:val="16"/>
+              </w:rPr>
+              <w:t>Moyenne</w:t>
+            </w:r>
+          </w:p>
+        </w:tc>
+        <w:tc>
+          <w:tcPr>
+            <w:tcW w:type="dxa" w:w="1247"/>
+          </w:tcPr>
+          <w:p>
+            <w:r>
+              <w:rPr>
+                <w:b/>
+                <w:i w:val="0"/>
+                <w:sz w:val="16"/>
+              </w:rPr>
+              <w:t>S00</w:t>
+              <w:br/>
+            </w:r>
+            <w:r>
+              <w:rPr>
+                <w:b w:val="0"/>
+                <w:i w:val="0"/>
+                <w:color w:val="64748B"/>
+                <w:sz w:val="14"/>
+              </w:rPr>
+              <w:t>Identification</w:t>
+            </w:r>
+          </w:p>
+        </w:tc>
+        <w:tc>
+          <w:tcPr>
+            <w:tcW w:type="dxa" w:w="1531"/>
+          </w:tcPr>
+          <w:p>
+            <w:r>
+              <w:rPr>
+                <w:b/>
+                <w:i w:val="0"/>
+                <w:color w:val="16A34A"/>
+                <w:sz w:val="16"/>
+              </w:rPr>
+              <w:t>s00q07a, s00q08, s00q10, s00q13_0, s00q15_0, s00q17_0, s00q23a, s00q23b</w:t>
+            </w:r>
+          </w:p>
+        </w:tc>
+        <w:tc>
+          <w:tcPr>
+            <w:tcW w:type="dxa" w:w="1191"/>
+          </w:tcPr>
+          <w:p>
+            <w:r>
+              <w:rPr>
+                <w:b w:val="0"/>
+                <w:i w:val="0"/>
+                <w:color w:val="64748B"/>
+                <w:sz w:val="16"/>
+              </w:rPr>
+              <w:t>GT-CQ</w:t>
+            </w:r>
+          </w:p>
+        </w:tc>
+        <w:tc>
+          <w:tcPr>
+            <w:tcW w:type="dxa" w:w="4706"/>
+          </w:tcPr>
+          <w:p>
+            <w:r>
+              <w:rPr>
+                <w:b w:val="0"/>
+                <w:i w:val="0"/>
+                <w:sz w:val="17"/>
+              </w:rPr>
+              <w:t>Prière de renseigner toutes les informations du ménage dans la section 0 avant d'entamer les autres informations.</w:t>
+            </w:r>
+          </w:p>
+        </w:tc>
+      </w:tr>
+      <w:tr>
+        <w:tc>
+          <w:tcPr>
+            <w:tcW w:type="dxa" w:w="964"/>
+          </w:tcPr>
+          <w:p>
+            <w:r>
+              <w:rPr>
+                <w:b/>
+                <w:i w:val="0"/>
+                <w:color w:val="EA580C"/>
+                <w:sz w:val="16"/>
+              </w:rPr>
+              <w:t>Moyenne</w:t>
+            </w:r>
+          </w:p>
+        </w:tc>
+        <w:tc>
+          <w:tcPr>
+            <w:tcW w:type="dxa" w:w="1247"/>
+          </w:tcPr>
+          <w:p>
+            <w:r>
+              <w:rPr>
+                <w:b/>
+                <w:i w:val="0"/>
+                <w:sz w:val="16"/>
+              </w:rPr>
+              <w:t>S00</w:t>
+              <w:br/>
+            </w:r>
+            <w:r>
+              <w:rPr>
+                <w:b w:val="0"/>
+                <w:i w:val="0"/>
+                <w:color w:val="64748B"/>
+                <w:sz w:val="14"/>
+              </w:rPr>
+              <w:t>Identification</w:t>
+            </w:r>
+          </w:p>
+        </w:tc>
+        <w:tc>
+          <w:tcPr>
+            <w:tcW w:type="dxa" w:w="1531"/>
+          </w:tcPr>
+          <w:p>
+            <w:r>
+              <w:rPr>
+                <w:b/>
+                <w:i w:val="0"/>
+                <w:color w:val="16A34A"/>
+                <w:sz w:val="16"/>
+              </w:rPr>
+              <w:t>—</w:t>
+            </w:r>
+          </w:p>
+        </w:tc>
+        <w:tc>
+          <w:tcPr>
+            <w:tcW w:type="dxa" w:w="1191"/>
+          </w:tcPr>
+          <w:p>
+            <w:r>
+              <w:rPr>
+                <w:b w:val="0"/>
+                <w:i w:val="0"/>
+                <w:color w:val="64748B"/>
+                <w:sz w:val="16"/>
+              </w:rPr>
+              <w:t>GT-CQ</w:t>
+            </w:r>
+          </w:p>
+        </w:tc>
+        <w:tc>
+          <w:tcPr>
+            <w:tcW w:type="dxa" w:w="4706"/>
+          </w:tcPr>
+          <w:p>
+            <w:r>
+              <w:rPr>
+                <w:b w:val="0"/>
+                <w:i w:val="0"/>
+                <w:sz w:val="17"/>
+              </w:rPr>
+              <w:t>Il est obligatoire de prendre les coordonnées Gps avant d'administrer le questionnaire.</w:t>
+            </w:r>
+          </w:p>
+        </w:tc>
+      </w:tr>
+      <w:tr>
+        <w:tc>
+          <w:tcPr>
+            <w:tcW w:type="dxa" w:w="964"/>
+          </w:tcPr>
+          <w:p>
+            <w:r>
+              <w:rPr>
+                <w:b/>
+                <w:i w:val="0"/>
+                <w:color w:val="EA580C"/>
+                <w:sz w:val="16"/>
+              </w:rPr>
+              <w:t>Moyenne</w:t>
+            </w:r>
+          </w:p>
+        </w:tc>
+        <w:tc>
+          <w:tcPr>
+            <w:tcW w:type="dxa" w:w="1247"/>
+          </w:tcPr>
+          <w:p>
+            <w:r>
+              <w:rPr>
+                <w:b/>
+                <w:i w:val="0"/>
+                <w:sz w:val="16"/>
+              </w:rPr>
+              <w:t>S00</w:t>
+              <w:br/>
+            </w:r>
+            <w:r>
+              <w:rPr>
+                <w:b w:val="0"/>
+                <w:i w:val="0"/>
+                <w:color w:val="64748B"/>
+                <w:sz w:val="14"/>
+              </w:rPr>
+              <w:t>Identification</w:t>
+            </w:r>
+          </w:p>
+        </w:tc>
+        <w:tc>
+          <w:tcPr>
+            <w:tcW w:type="dxa" w:w="1531"/>
+          </w:tcPr>
+          <w:p>
+            <w:r>
+              <w:rPr>
+                <w:b/>
+                <w:i w:val="0"/>
+                <w:color w:val="16A34A"/>
+                <w:sz w:val="16"/>
+              </w:rPr>
+              <w:t>—</w:t>
+            </w:r>
+          </w:p>
+        </w:tc>
+        <w:tc>
+          <w:tcPr>
+            <w:tcW w:type="dxa" w:w="1191"/>
+          </w:tcPr>
+          <w:p>
+            <w:r>
+              <w:rPr>
+                <w:b w:val="0"/>
+                <w:i w:val="0"/>
+                <w:color w:val="64748B"/>
+                <w:sz w:val="16"/>
+              </w:rPr>
+              <w:t>GT-CQ</w:t>
+            </w:r>
+          </w:p>
+        </w:tc>
+        <w:tc>
+          <w:tcPr>
+            <w:tcW w:type="dxa" w:w="4706"/>
+          </w:tcPr>
+          <w:p>
+            <w:r>
+              <w:rPr>
+                <w:b w:val="0"/>
+                <w:i w:val="0"/>
+                <w:sz w:val="17"/>
+              </w:rPr>
+              <w:t>Prière de prendre les coordonnées GPS.</w:t>
+            </w:r>
+          </w:p>
+        </w:tc>
+      </w:tr>
+      <w:tr>
+        <w:tc>
+          <w:tcPr>
+            <w:tcW w:type="dxa" w:w="964"/>
+          </w:tcPr>
+          <w:p>
+            <w:r>
+              <w:rPr>
+                <w:b/>
+                <w:i w:val="0"/>
+                <w:color w:val="EA580C"/>
+                <w:sz w:val="16"/>
+              </w:rPr>
+              <w:t>Moyenne</w:t>
+            </w:r>
+          </w:p>
+        </w:tc>
+        <w:tc>
+          <w:tcPr>
+            <w:tcW w:type="dxa" w:w="1247"/>
+          </w:tcPr>
+          <w:p>
+            <w:r>
+              <w:rPr>
+                <w:b/>
+                <w:i w:val="0"/>
+                <w:sz w:val="16"/>
+              </w:rPr>
+              <w:t>S00</w:t>
+              <w:br/>
+            </w:r>
+            <w:r>
+              <w:rPr>
+                <w:b w:val="0"/>
+                <w:i w:val="0"/>
+                <w:color w:val="64748B"/>
+                <w:sz w:val="14"/>
+              </w:rPr>
+              <w:t>Identification</w:t>
+            </w:r>
+          </w:p>
+        </w:tc>
+        <w:tc>
+          <w:tcPr>
+            <w:tcW w:type="dxa" w:w="1531"/>
+          </w:tcPr>
+          <w:p>
+            <w:r>
+              <w:rPr>
+                <w:b/>
+                <w:i w:val="0"/>
+                <w:color w:val="16A34A"/>
+                <w:sz w:val="16"/>
+              </w:rPr>
+              <w:t>—</w:t>
+            </w:r>
+          </w:p>
+        </w:tc>
+        <w:tc>
+          <w:tcPr>
+            <w:tcW w:type="dxa" w:w="1191"/>
+          </w:tcPr>
+          <w:p>
+            <w:r>
+              <w:rPr>
+                <w:b w:val="0"/>
+                <w:i w:val="0"/>
+                <w:color w:val="64748B"/>
+                <w:sz w:val="16"/>
+              </w:rPr>
+              <w:t>GT-CQ</w:t>
+            </w:r>
+          </w:p>
+        </w:tc>
+        <w:tc>
+          <w:tcPr>
+            <w:tcW w:type="dxa" w:w="4706"/>
+          </w:tcPr>
+          <w:p>
+            <w:r>
+              <w:rPr>
+                <w:b w:val="0"/>
+                <w:i w:val="0"/>
+                <w:sz w:val="17"/>
+              </w:rPr>
+              <w:t>Les coordonnées GPS ménage prises lors de l'enquête principale diffèrent de celles du dénombrement, êtes vous sûr d'avoir enquêté le bon ménage si non chercher le bon ménage.</w:t>
+            </w:r>
+          </w:p>
+        </w:tc>
+      </w:tr>
+      <w:tr>
+        <w:tc>
+          <w:tcPr>
+            <w:tcW w:type="dxa" w:w="964"/>
+          </w:tcPr>
+          <w:p>
+            <w:r>
+              <w:rPr>
+                <w:b/>
+                <w:i w:val="0"/>
+                <w:color w:val="EA580C"/>
+                <w:sz w:val="16"/>
+              </w:rPr>
+              <w:t>Moyenne</w:t>
+            </w:r>
+          </w:p>
+        </w:tc>
+        <w:tc>
+          <w:tcPr>
+            <w:tcW w:type="dxa" w:w="1247"/>
+          </w:tcPr>
+          <w:p>
+            <w:r>
+              <w:rPr>
+                <w:b/>
+                <w:i w:val="0"/>
+                <w:sz w:val="16"/>
+              </w:rPr>
+              <w:t>S01</w:t>
+              <w:br/>
+            </w:r>
+            <w:r>
+              <w:rPr>
+                <w:b w:val="0"/>
+                <w:i w:val="0"/>
+                <w:color w:val="64748B"/>
+                <w:sz w:val="14"/>
+              </w:rPr>
+              <w:t>Démographie</w:t>
+            </w:r>
+          </w:p>
+        </w:tc>
+        <w:tc>
+          <w:tcPr>
+            <w:tcW w:type="dxa" w:w="1531"/>
+          </w:tcPr>
+          <w:p>
+            <w:r>
+              <w:rPr>
+                <w:b/>
+                <w:i w:val="0"/>
+                <w:color w:val="16A34A"/>
+                <w:sz w:val="16"/>
+              </w:rPr>
+              <w:t>—</w:t>
+            </w:r>
+          </w:p>
+        </w:tc>
+        <w:tc>
+          <w:tcPr>
+            <w:tcW w:type="dxa" w:w="1191"/>
+          </w:tcPr>
+          <w:p>
+            <w:r>
+              <w:rPr>
+                <w:b w:val="0"/>
+                <w:i w:val="0"/>
+                <w:color w:val="64748B"/>
+                <w:sz w:val="16"/>
+              </w:rPr>
+              <w:t>GT-CQ</w:t>
+            </w:r>
+          </w:p>
+        </w:tc>
+        <w:tc>
+          <w:tcPr>
+            <w:tcW w:type="dxa" w:w="4706"/>
+          </w:tcPr>
+          <w:p>
+            <w:r>
+              <w:rPr>
+                <w:b w:val="0"/>
+                <w:i w:val="0"/>
+                <w:sz w:val="17"/>
+              </w:rPr>
+              <w:t>Prière de verifier l'information donnée par ABDOUL AZIZE DIA ou corriger au niveau de la section 1.</w:t>
+            </w:r>
+          </w:p>
+        </w:tc>
+      </w:tr>
+      <w:tr>
+        <w:tc>
+          <w:tcPr>
+            <w:tcW w:type="dxa" w:w="964"/>
+          </w:tcPr>
+          <w:p>
+            <w:r>
+              <w:rPr>
+                <w:b/>
+                <w:i w:val="0"/>
+                <w:color w:val="EA580C"/>
+                <w:sz w:val="16"/>
+              </w:rPr>
+              <w:t>Moyenne</w:t>
+            </w:r>
+          </w:p>
+        </w:tc>
+        <w:tc>
+          <w:tcPr>
+            <w:tcW w:type="dxa" w:w="1247"/>
+          </w:tcPr>
+          <w:p>
+            <w:r>
+              <w:rPr>
+                <w:b/>
+                <w:i w:val="0"/>
+                <w:sz w:val="16"/>
+              </w:rPr>
+              <w:t>S01</w:t>
+              <w:br/>
+            </w:r>
+            <w:r>
+              <w:rPr>
+                <w:b w:val="0"/>
+                <w:i w:val="0"/>
+                <w:color w:val="64748B"/>
+                <w:sz w:val="14"/>
+              </w:rPr>
+              <w:t>Démographie</w:t>
+            </w:r>
+          </w:p>
+        </w:tc>
+        <w:tc>
+          <w:tcPr>
+            <w:tcW w:type="dxa" w:w="1531"/>
+          </w:tcPr>
+          <w:p>
+            <w:r>
+              <w:rPr>
+                <w:b/>
+                <w:i w:val="0"/>
+                <w:color w:val="16A34A"/>
+                <w:sz w:val="16"/>
+              </w:rPr>
+              <w:t>—</w:t>
+            </w:r>
+          </w:p>
+        </w:tc>
+        <w:tc>
+          <w:tcPr>
+            <w:tcW w:type="dxa" w:w="1191"/>
+          </w:tcPr>
+          <w:p>
+            <w:r>
+              <w:rPr>
+                <w:b w:val="0"/>
+                <w:i w:val="0"/>
+                <w:color w:val="64748B"/>
+                <w:sz w:val="16"/>
+              </w:rPr>
+              <w:t>GT-CQ</w:t>
+            </w:r>
+          </w:p>
+        </w:tc>
+        <w:tc>
+          <w:tcPr>
+            <w:tcW w:type="dxa" w:w="4706"/>
+          </w:tcPr>
+          <w:p>
+            <w:r>
+              <w:rPr>
+                <w:b w:val="0"/>
+                <w:i w:val="0"/>
+                <w:sz w:val="17"/>
+              </w:rPr>
+              <w:t>Prière de verifier l'information donnée par AIDA DIA ou corriger au niveau de la section 1.</w:t>
+            </w:r>
+          </w:p>
+        </w:tc>
+      </w:tr>
+      <w:tr>
+        <w:tc>
+          <w:tcPr>
+            <w:tcW w:type="dxa" w:w="964"/>
+          </w:tcPr>
+          <w:p>
+            <w:r>
+              <w:rPr>
+                <w:b/>
+                <w:i w:val="0"/>
+                <w:color w:val="EA580C"/>
+                <w:sz w:val="16"/>
+              </w:rPr>
+              <w:t>Moyenne</w:t>
+            </w:r>
+          </w:p>
+        </w:tc>
+        <w:tc>
+          <w:tcPr>
+            <w:tcW w:type="dxa" w:w="1247"/>
+          </w:tcPr>
+          <w:p>
+            <w:r>
+              <w:rPr>
+                <w:b/>
+                <w:i w:val="0"/>
+                <w:sz w:val="16"/>
+              </w:rPr>
+              <w:t>S01</w:t>
+              <w:br/>
+            </w:r>
+            <w:r>
+              <w:rPr>
+                <w:b w:val="0"/>
+                <w:i w:val="0"/>
+                <w:color w:val="64748B"/>
+                <w:sz w:val="14"/>
+              </w:rPr>
+              <w:t>Démographie</w:t>
+            </w:r>
+          </w:p>
+        </w:tc>
+        <w:tc>
+          <w:tcPr>
+            <w:tcW w:type="dxa" w:w="1531"/>
+          </w:tcPr>
+          <w:p>
+            <w:r>
+              <w:rPr>
+                <w:b/>
+                <w:i w:val="0"/>
+                <w:color w:val="16A34A"/>
+                <w:sz w:val="16"/>
+              </w:rPr>
+              <w:t>—</w:t>
+            </w:r>
+          </w:p>
+        </w:tc>
+        <w:tc>
+          <w:tcPr>
+            <w:tcW w:type="dxa" w:w="1191"/>
+          </w:tcPr>
+          <w:p>
+            <w:r>
+              <w:rPr>
+                <w:b w:val="0"/>
+                <w:i w:val="0"/>
+                <w:color w:val="64748B"/>
+                <w:sz w:val="16"/>
+              </w:rPr>
+              <w:t>GT-CQ</w:t>
+            </w:r>
+          </w:p>
+        </w:tc>
+        <w:tc>
+          <w:tcPr>
+            <w:tcW w:type="dxa" w:w="4706"/>
+          </w:tcPr>
+          <w:p>
+            <w:r>
+              <w:rPr>
+                <w:b w:val="0"/>
+                <w:i w:val="0"/>
+                <w:sz w:val="17"/>
+              </w:rPr>
+              <w:t>Prière de verifier l'information donnée par MAIMOUNA DIA ou corriger au niveau de la section 1.</w:t>
+            </w:r>
+          </w:p>
+        </w:tc>
+      </w:tr>
+      <w:tr>
+        <w:tc>
+          <w:tcPr>
+            <w:tcW w:type="dxa" w:w="964"/>
+          </w:tcPr>
+          <w:p>
+            <w:r>
+              <w:rPr>
+                <w:b/>
+                <w:i w:val="0"/>
+                <w:color w:val="EA580C"/>
+                <w:sz w:val="16"/>
+              </w:rPr>
+              <w:t>Moyenne</w:t>
+            </w:r>
+          </w:p>
+        </w:tc>
+        <w:tc>
+          <w:tcPr>
+            <w:tcW w:type="dxa" w:w="1247"/>
+          </w:tcPr>
+          <w:p>
+            <w:r>
+              <w:rPr>
+                <w:b/>
+                <w:i w:val="0"/>
+                <w:sz w:val="16"/>
+              </w:rPr>
+              <w:t>S01</w:t>
+              <w:br/>
+            </w:r>
+            <w:r>
+              <w:rPr>
+                <w:b w:val="0"/>
+                <w:i w:val="0"/>
+                <w:color w:val="64748B"/>
+                <w:sz w:val="14"/>
+              </w:rPr>
+              <w:t>Démographie</w:t>
+            </w:r>
+          </w:p>
+        </w:tc>
+        <w:tc>
+          <w:tcPr>
+            <w:tcW w:type="dxa" w:w="1531"/>
+          </w:tcPr>
+          <w:p>
+            <w:r>
+              <w:rPr>
+                <w:b/>
+                <w:i w:val="0"/>
+                <w:color w:val="16A34A"/>
+                <w:sz w:val="16"/>
+              </w:rPr>
+              <w:t>s01q10_1</w:t>
+            </w:r>
+          </w:p>
+        </w:tc>
+        <w:tc>
+          <w:tcPr>
+            <w:tcW w:type="dxa" w:w="1191"/>
+          </w:tcPr>
+          <w:p>
+            <w:r>
+              <w:rPr>
+                <w:b w:val="0"/>
+                <w:i w:val="0"/>
+                <w:color w:val="64748B"/>
+                <w:sz w:val="16"/>
+              </w:rPr>
+              <w:t>GT-CQ</w:t>
+            </w:r>
+          </w:p>
+        </w:tc>
+        <w:tc>
+          <w:tcPr>
+            <w:tcW w:type="dxa" w:w="4706"/>
+          </w:tcPr>
+          <w:p>
+            <w:r>
+              <w:rPr>
+                <w:b w:val="0"/>
+                <w:i w:val="0"/>
+                <w:sz w:val="17"/>
+              </w:rPr>
+              <w:t>La taille du ménage lors de l'enquête principale (5) de ce ménage est inférieur à la taille du denombrement (7), prière de fournir des explications concrètes ou aller revisiter le ménage.</w:t>
+            </w:r>
+          </w:p>
+        </w:tc>
+      </w:tr>
+      <w:tr>
+        <w:tc>
+          <w:tcPr>
+            <w:tcW w:type="dxa" w:w="964"/>
+          </w:tcPr>
+          <w:p>
+            <w:r>
+              <w:rPr>
+                <w:b/>
+                <w:i w:val="0"/>
+                <w:color w:val="EA580C"/>
+                <w:sz w:val="16"/>
+              </w:rPr>
+              <w:t>Moyenne</w:t>
             </w:r>
           </w:p>
         </w:tc>
@@ -1174,7 +1894,7 @@
                 <w:color w:val="16A34A"/>
                 <w:sz w:val="16"/>
               </w:rPr>
-              <w:t>s01q32, s01q36, s01q38, s04q37_modif, s02q33, s02q34, s01q00b</w:t>
+              <w:t>—</w:t>
             </w:r>
           </w:p>
         </w:tc>
@@ -1205,7 +1925,7 @@
                 <w:i w:val="0"/>
                 <w:sz w:val="17"/>
               </w:rPr>
-              <w:t>Peu probable!!! Vu l'âge (19 ans) de MAIMOUNA DIA ou l'année à laquelle MAIMOUNA DIA a fréquenté l'école pour la dernière fois (.) le dernier diplome de MAIMOUNA DIA ne peut être le Certificat d'études primaires (CEP), prière de corriger cette incohérence ou confirmer avec le QG.</w:t>
+              <w:t>Attention!!! le montant payé pour les frais de scolarité ( 15000 FCFA) de ABDOUL AZIZE DIA  qui fréquente 2ème année de Maternelle semble faible.</w:t>
             </w:r>
           </w:p>
         </w:tc>
@@ -1238,726 +1958,6 @@
                 <w:i w:val="0"/>
                 <w:sz w:val="16"/>
               </w:rPr>
-              <w:t>S00</w:t>
-              <w:br/>
-            </w:r>
-            <w:r>
-              <w:rPr>
-                <w:b w:val="0"/>
-                <w:i w:val="0"/>
-                <w:color w:val="64748B"/>
-                <w:sz w:val="14"/>
-              </w:rPr>
-              <w:t>Identification</w:t>
-            </w:r>
-          </w:p>
-        </w:tc>
-        <w:tc>
-          <w:tcPr>
-            <w:tcW w:type="dxa" w:w="1531"/>
-          </w:tcPr>
-          <w:p>
-            <w:r>
-              <w:rPr>
-                <w:b/>
-                <w:i w:val="0"/>
-                <w:color w:val="16A34A"/>
-                <w:sz w:val="16"/>
-              </w:rPr>
-              <w:t>s00q07a, s00q08, s00q10, s00q13_0, s00q15_0, s00q17_0, s00q23a, s00q23b</w:t>
-            </w:r>
-          </w:p>
-        </w:tc>
-        <w:tc>
-          <w:tcPr>
-            <w:tcW w:type="dxa" w:w="1191"/>
-          </w:tcPr>
-          <w:p>
-            <w:r>
-              <w:rPr>
-                <w:b w:val="0"/>
-                <w:i w:val="0"/>
-                <w:color w:val="64748B"/>
-                <w:sz w:val="16"/>
-              </w:rPr>
-              <w:t>GT-CQ</w:t>
-            </w:r>
-          </w:p>
-        </w:tc>
-        <w:tc>
-          <w:tcPr>
-            <w:tcW w:type="dxa" w:w="4706"/>
-          </w:tcPr>
-          <w:p>
-            <w:r>
-              <w:rPr>
-                <w:b w:val="0"/>
-                <w:i w:val="0"/>
-                <w:sz w:val="17"/>
-              </w:rPr>
-              <w:t>Prière de renseigner toutes les informations du ménage dans la section 0 avant d'entamer les autres informations.</w:t>
-            </w:r>
-          </w:p>
-        </w:tc>
-      </w:tr>
-      <w:tr>
-        <w:tc>
-          <w:tcPr>
-            <w:tcW w:type="dxa" w:w="964"/>
-          </w:tcPr>
-          <w:p>
-            <w:r>
-              <w:rPr>
-                <w:b/>
-                <w:i w:val="0"/>
-                <w:color w:val="EA580C"/>
-                <w:sz w:val="16"/>
-              </w:rPr>
-              <w:t>Moyenne</w:t>
-            </w:r>
-          </w:p>
-        </w:tc>
-        <w:tc>
-          <w:tcPr>
-            <w:tcW w:type="dxa" w:w="1247"/>
-          </w:tcPr>
-          <w:p>
-            <w:r>
-              <w:rPr>
-                <w:b/>
-                <w:i w:val="0"/>
-                <w:sz w:val="16"/>
-              </w:rPr>
-              <w:t>S00</w:t>
-              <w:br/>
-            </w:r>
-            <w:r>
-              <w:rPr>
-                <w:b w:val="0"/>
-                <w:i w:val="0"/>
-                <w:color w:val="64748B"/>
-                <w:sz w:val="14"/>
-              </w:rPr>
-              <w:t>Identification</w:t>
-            </w:r>
-          </w:p>
-        </w:tc>
-        <w:tc>
-          <w:tcPr>
-            <w:tcW w:type="dxa" w:w="1531"/>
-          </w:tcPr>
-          <w:p>
-            <w:r>
-              <w:rPr>
-                <w:b/>
-                <w:i w:val="0"/>
-                <w:color w:val="16A34A"/>
-                <w:sz w:val="16"/>
-              </w:rPr>
-              <w:t>—</w:t>
-            </w:r>
-          </w:p>
-        </w:tc>
-        <w:tc>
-          <w:tcPr>
-            <w:tcW w:type="dxa" w:w="1191"/>
-          </w:tcPr>
-          <w:p>
-            <w:r>
-              <w:rPr>
-                <w:b w:val="0"/>
-                <w:i w:val="0"/>
-                <w:color w:val="64748B"/>
-                <w:sz w:val="16"/>
-              </w:rPr>
-              <w:t>GT-CQ</w:t>
-            </w:r>
-          </w:p>
-        </w:tc>
-        <w:tc>
-          <w:tcPr>
-            <w:tcW w:type="dxa" w:w="4706"/>
-          </w:tcPr>
-          <w:p>
-            <w:r>
-              <w:rPr>
-                <w:b w:val="0"/>
-                <w:i w:val="0"/>
-                <w:sz w:val="17"/>
-              </w:rPr>
-              <w:t>Il est obligatoire de prendre les coordonnées Gps avant d'administrer le questionnaire.</w:t>
-            </w:r>
-          </w:p>
-        </w:tc>
-      </w:tr>
-      <w:tr>
-        <w:tc>
-          <w:tcPr>
-            <w:tcW w:type="dxa" w:w="964"/>
-          </w:tcPr>
-          <w:p>
-            <w:r>
-              <w:rPr>
-                <w:b/>
-                <w:i w:val="0"/>
-                <w:color w:val="EA580C"/>
-                <w:sz w:val="16"/>
-              </w:rPr>
-              <w:t>Moyenne</w:t>
-            </w:r>
-          </w:p>
-        </w:tc>
-        <w:tc>
-          <w:tcPr>
-            <w:tcW w:type="dxa" w:w="1247"/>
-          </w:tcPr>
-          <w:p>
-            <w:r>
-              <w:rPr>
-                <w:b/>
-                <w:i w:val="0"/>
-                <w:sz w:val="16"/>
-              </w:rPr>
-              <w:t>S00</w:t>
-              <w:br/>
-            </w:r>
-            <w:r>
-              <w:rPr>
-                <w:b w:val="0"/>
-                <w:i w:val="0"/>
-                <w:color w:val="64748B"/>
-                <w:sz w:val="14"/>
-              </w:rPr>
-              <w:t>Identification</w:t>
-            </w:r>
-          </w:p>
-        </w:tc>
-        <w:tc>
-          <w:tcPr>
-            <w:tcW w:type="dxa" w:w="1531"/>
-          </w:tcPr>
-          <w:p>
-            <w:r>
-              <w:rPr>
-                <w:b/>
-                <w:i w:val="0"/>
-                <w:color w:val="16A34A"/>
-                <w:sz w:val="16"/>
-              </w:rPr>
-              <w:t>—</w:t>
-            </w:r>
-          </w:p>
-        </w:tc>
-        <w:tc>
-          <w:tcPr>
-            <w:tcW w:type="dxa" w:w="1191"/>
-          </w:tcPr>
-          <w:p>
-            <w:r>
-              <w:rPr>
-                <w:b w:val="0"/>
-                <w:i w:val="0"/>
-                <w:color w:val="64748B"/>
-                <w:sz w:val="16"/>
-              </w:rPr>
-              <w:t>GT-CQ</w:t>
-            </w:r>
-          </w:p>
-        </w:tc>
-        <w:tc>
-          <w:tcPr>
-            <w:tcW w:type="dxa" w:w="4706"/>
-          </w:tcPr>
-          <w:p>
-            <w:r>
-              <w:rPr>
-                <w:b w:val="0"/>
-                <w:i w:val="0"/>
-                <w:sz w:val="17"/>
-              </w:rPr>
-              <w:t>Prière de prendre les coordonnées GPS.</w:t>
-            </w:r>
-          </w:p>
-        </w:tc>
-      </w:tr>
-      <w:tr>
-        <w:tc>
-          <w:tcPr>
-            <w:tcW w:type="dxa" w:w="964"/>
-          </w:tcPr>
-          <w:p>
-            <w:r>
-              <w:rPr>
-                <w:b/>
-                <w:i w:val="0"/>
-                <w:color w:val="EA580C"/>
-                <w:sz w:val="16"/>
-              </w:rPr>
-              <w:t>Moyenne</w:t>
-            </w:r>
-          </w:p>
-        </w:tc>
-        <w:tc>
-          <w:tcPr>
-            <w:tcW w:type="dxa" w:w="1247"/>
-          </w:tcPr>
-          <w:p>
-            <w:r>
-              <w:rPr>
-                <w:b/>
-                <w:i w:val="0"/>
-                <w:sz w:val="16"/>
-              </w:rPr>
-              <w:t>S00</w:t>
-              <w:br/>
-            </w:r>
-            <w:r>
-              <w:rPr>
-                <w:b w:val="0"/>
-                <w:i w:val="0"/>
-                <w:color w:val="64748B"/>
-                <w:sz w:val="14"/>
-              </w:rPr>
-              <w:t>Identification</w:t>
-            </w:r>
-          </w:p>
-        </w:tc>
-        <w:tc>
-          <w:tcPr>
-            <w:tcW w:type="dxa" w:w="1531"/>
-          </w:tcPr>
-          <w:p>
-            <w:r>
-              <w:rPr>
-                <w:b/>
-                <w:i w:val="0"/>
-                <w:color w:val="16A34A"/>
-                <w:sz w:val="16"/>
-              </w:rPr>
-              <w:t>—</w:t>
-            </w:r>
-          </w:p>
-        </w:tc>
-        <w:tc>
-          <w:tcPr>
-            <w:tcW w:type="dxa" w:w="1191"/>
-          </w:tcPr>
-          <w:p>
-            <w:r>
-              <w:rPr>
-                <w:b w:val="0"/>
-                <w:i w:val="0"/>
-                <w:color w:val="64748B"/>
-                <w:sz w:val="16"/>
-              </w:rPr>
-              <w:t>GT-CQ</w:t>
-            </w:r>
-          </w:p>
-        </w:tc>
-        <w:tc>
-          <w:tcPr>
-            <w:tcW w:type="dxa" w:w="4706"/>
-          </w:tcPr>
-          <w:p>
-            <w:r>
-              <w:rPr>
-                <w:b w:val="0"/>
-                <w:i w:val="0"/>
-                <w:sz w:val="17"/>
-              </w:rPr>
-              <w:t>Les coordonnées GPS ménage prises lors de l'enquête principale diffèrent de celles du dénombrement, êtes vous sûr d'avoir enquêté le bon ménage si non chercher le bon ménage.</w:t>
-            </w:r>
-          </w:p>
-        </w:tc>
-      </w:tr>
-      <w:tr>
-        <w:tc>
-          <w:tcPr>
-            <w:tcW w:type="dxa" w:w="964"/>
-          </w:tcPr>
-          <w:p>
-            <w:r>
-              <w:rPr>
-                <w:b/>
-                <w:i w:val="0"/>
-                <w:color w:val="EA580C"/>
-                <w:sz w:val="16"/>
-              </w:rPr>
-              <w:t>Moyenne</w:t>
-            </w:r>
-          </w:p>
-        </w:tc>
-        <w:tc>
-          <w:tcPr>
-            <w:tcW w:type="dxa" w:w="1247"/>
-          </w:tcPr>
-          <w:p>
-            <w:r>
-              <w:rPr>
-                <w:b/>
-                <w:i w:val="0"/>
-                <w:sz w:val="16"/>
-              </w:rPr>
-              <w:t>S01</w:t>
-              <w:br/>
-            </w:r>
-            <w:r>
-              <w:rPr>
-                <w:b w:val="0"/>
-                <w:i w:val="0"/>
-                <w:color w:val="64748B"/>
-                <w:sz w:val="14"/>
-              </w:rPr>
-              <w:t>Démographie</w:t>
-            </w:r>
-          </w:p>
-        </w:tc>
-        <w:tc>
-          <w:tcPr>
-            <w:tcW w:type="dxa" w:w="1531"/>
-          </w:tcPr>
-          <w:p>
-            <w:r>
-              <w:rPr>
-                <w:b/>
-                <w:i w:val="0"/>
-                <w:color w:val="16A34A"/>
-                <w:sz w:val="16"/>
-              </w:rPr>
-              <w:t>—</w:t>
-            </w:r>
-          </w:p>
-        </w:tc>
-        <w:tc>
-          <w:tcPr>
-            <w:tcW w:type="dxa" w:w="1191"/>
-          </w:tcPr>
-          <w:p>
-            <w:r>
-              <w:rPr>
-                <w:b w:val="0"/>
-                <w:i w:val="0"/>
-                <w:color w:val="64748B"/>
-                <w:sz w:val="16"/>
-              </w:rPr>
-              <w:t>GT-CQ</w:t>
-            </w:r>
-          </w:p>
-        </w:tc>
-        <w:tc>
-          <w:tcPr>
-            <w:tcW w:type="dxa" w:w="4706"/>
-          </w:tcPr>
-          <w:p>
-            <w:r>
-              <w:rPr>
-                <w:b w:val="0"/>
-                <w:i w:val="0"/>
-                <w:sz w:val="17"/>
-              </w:rPr>
-              <w:t>Prière de verifier l'information donnée par ABDOUL AZIZE DIA ou corriger au niveau de la section 1.</w:t>
-            </w:r>
-          </w:p>
-        </w:tc>
-      </w:tr>
-      <w:tr>
-        <w:tc>
-          <w:tcPr>
-            <w:tcW w:type="dxa" w:w="964"/>
-          </w:tcPr>
-          <w:p>
-            <w:r>
-              <w:rPr>
-                <w:b/>
-                <w:i w:val="0"/>
-                <w:color w:val="EA580C"/>
-                <w:sz w:val="16"/>
-              </w:rPr>
-              <w:t>Moyenne</w:t>
-            </w:r>
-          </w:p>
-        </w:tc>
-        <w:tc>
-          <w:tcPr>
-            <w:tcW w:type="dxa" w:w="1247"/>
-          </w:tcPr>
-          <w:p>
-            <w:r>
-              <w:rPr>
-                <w:b/>
-                <w:i w:val="0"/>
-                <w:sz w:val="16"/>
-              </w:rPr>
-              <w:t>S01</w:t>
-              <w:br/>
-            </w:r>
-            <w:r>
-              <w:rPr>
-                <w:b w:val="0"/>
-                <w:i w:val="0"/>
-                <w:color w:val="64748B"/>
-                <w:sz w:val="14"/>
-              </w:rPr>
-              <w:t>Démographie</w:t>
-            </w:r>
-          </w:p>
-        </w:tc>
-        <w:tc>
-          <w:tcPr>
-            <w:tcW w:type="dxa" w:w="1531"/>
-          </w:tcPr>
-          <w:p>
-            <w:r>
-              <w:rPr>
-                <w:b/>
-                <w:i w:val="0"/>
-                <w:color w:val="16A34A"/>
-                <w:sz w:val="16"/>
-              </w:rPr>
-              <w:t>—</w:t>
-            </w:r>
-          </w:p>
-        </w:tc>
-        <w:tc>
-          <w:tcPr>
-            <w:tcW w:type="dxa" w:w="1191"/>
-          </w:tcPr>
-          <w:p>
-            <w:r>
-              <w:rPr>
-                <w:b w:val="0"/>
-                <w:i w:val="0"/>
-                <w:color w:val="64748B"/>
-                <w:sz w:val="16"/>
-              </w:rPr>
-              <w:t>GT-CQ</w:t>
-            </w:r>
-          </w:p>
-        </w:tc>
-        <w:tc>
-          <w:tcPr>
-            <w:tcW w:type="dxa" w:w="4706"/>
-          </w:tcPr>
-          <w:p>
-            <w:r>
-              <w:rPr>
-                <w:b w:val="0"/>
-                <w:i w:val="0"/>
-                <w:sz w:val="17"/>
-              </w:rPr>
-              <w:t>Prière de verifier l'information donnée par AIDA DIA ou corriger au niveau de la section 1.</w:t>
-            </w:r>
-          </w:p>
-        </w:tc>
-      </w:tr>
-      <w:tr>
-        <w:tc>
-          <w:tcPr>
-            <w:tcW w:type="dxa" w:w="964"/>
-          </w:tcPr>
-          <w:p>
-            <w:r>
-              <w:rPr>
-                <w:b/>
-                <w:i w:val="0"/>
-                <w:color w:val="EA580C"/>
-                <w:sz w:val="16"/>
-              </w:rPr>
-              <w:t>Moyenne</w:t>
-            </w:r>
-          </w:p>
-        </w:tc>
-        <w:tc>
-          <w:tcPr>
-            <w:tcW w:type="dxa" w:w="1247"/>
-          </w:tcPr>
-          <w:p>
-            <w:r>
-              <w:rPr>
-                <w:b/>
-                <w:i w:val="0"/>
-                <w:sz w:val="16"/>
-              </w:rPr>
-              <w:t>S01</w:t>
-              <w:br/>
-            </w:r>
-            <w:r>
-              <w:rPr>
-                <w:b w:val="0"/>
-                <w:i w:val="0"/>
-                <w:color w:val="64748B"/>
-                <w:sz w:val="14"/>
-              </w:rPr>
-              <w:t>Démographie</w:t>
-            </w:r>
-          </w:p>
-        </w:tc>
-        <w:tc>
-          <w:tcPr>
-            <w:tcW w:type="dxa" w:w="1531"/>
-          </w:tcPr>
-          <w:p>
-            <w:r>
-              <w:rPr>
-                <w:b/>
-                <w:i w:val="0"/>
-                <w:color w:val="16A34A"/>
-                <w:sz w:val="16"/>
-              </w:rPr>
-              <w:t>—</w:t>
-            </w:r>
-          </w:p>
-        </w:tc>
-        <w:tc>
-          <w:tcPr>
-            <w:tcW w:type="dxa" w:w="1191"/>
-          </w:tcPr>
-          <w:p>
-            <w:r>
-              <w:rPr>
-                <w:b w:val="0"/>
-                <w:i w:val="0"/>
-                <w:color w:val="64748B"/>
-                <w:sz w:val="16"/>
-              </w:rPr>
-              <w:t>GT-CQ</w:t>
-            </w:r>
-          </w:p>
-        </w:tc>
-        <w:tc>
-          <w:tcPr>
-            <w:tcW w:type="dxa" w:w="4706"/>
-          </w:tcPr>
-          <w:p>
-            <w:r>
-              <w:rPr>
-                <w:b w:val="0"/>
-                <w:i w:val="0"/>
-                <w:sz w:val="17"/>
-              </w:rPr>
-              <w:t>Prière de verifier l'information donnée par MAIMOUNA DIA ou corriger au niveau de la section 1.</w:t>
-            </w:r>
-          </w:p>
-        </w:tc>
-      </w:tr>
-      <w:tr>
-        <w:tc>
-          <w:tcPr>
-            <w:tcW w:type="dxa" w:w="964"/>
-          </w:tcPr>
-          <w:p>
-            <w:r>
-              <w:rPr>
-                <w:b/>
-                <w:i w:val="0"/>
-                <w:color w:val="EA580C"/>
-                <w:sz w:val="16"/>
-              </w:rPr>
-              <w:t>Moyenne</w:t>
-            </w:r>
-          </w:p>
-        </w:tc>
-        <w:tc>
-          <w:tcPr>
-            <w:tcW w:type="dxa" w:w="1247"/>
-          </w:tcPr>
-          <w:p>
-            <w:r>
-              <w:rPr>
-                <w:b/>
-                <w:i w:val="0"/>
-                <w:sz w:val="16"/>
-              </w:rPr>
-              <w:t>S01</w:t>
-              <w:br/>
-            </w:r>
-            <w:r>
-              <w:rPr>
-                <w:b w:val="0"/>
-                <w:i w:val="0"/>
-                <w:color w:val="64748B"/>
-                <w:sz w:val="14"/>
-              </w:rPr>
-              <w:t>Démographie</w:t>
-            </w:r>
-          </w:p>
-        </w:tc>
-        <w:tc>
-          <w:tcPr>
-            <w:tcW w:type="dxa" w:w="1531"/>
-          </w:tcPr>
-          <w:p>
-            <w:r>
-              <w:rPr>
-                <w:b/>
-                <w:i w:val="0"/>
-                <w:color w:val="16A34A"/>
-                <w:sz w:val="16"/>
-              </w:rPr>
-              <w:t>s01q10_1</w:t>
-            </w:r>
-          </w:p>
-        </w:tc>
-        <w:tc>
-          <w:tcPr>
-            <w:tcW w:type="dxa" w:w="1191"/>
-          </w:tcPr>
-          <w:p>
-            <w:r>
-              <w:rPr>
-                <w:b w:val="0"/>
-                <w:i w:val="0"/>
-                <w:color w:val="64748B"/>
-                <w:sz w:val="16"/>
-              </w:rPr>
-              <w:t>GT-CQ</w:t>
-            </w:r>
-          </w:p>
-        </w:tc>
-        <w:tc>
-          <w:tcPr>
-            <w:tcW w:type="dxa" w:w="4706"/>
-          </w:tcPr>
-          <w:p>
-            <w:r>
-              <w:rPr>
-                <w:b w:val="0"/>
-                <w:i w:val="0"/>
-                <w:sz w:val="17"/>
-              </w:rPr>
-              <w:t>La taille du ménage lors de l'enquête principale (5) de ce ménage est inférieur à la taille du denombrement (7), prière de fournir des explications concrètes ou aller revisiter le ménage.</w:t>
-            </w:r>
-          </w:p>
-        </w:tc>
-      </w:tr>
-      <w:tr>
-        <w:tc>
-          <w:tcPr>
-            <w:tcW w:type="dxa" w:w="964"/>
-          </w:tcPr>
-          <w:p>
-            <w:r>
-              <w:rPr>
-                <w:b/>
-                <w:i w:val="0"/>
-                <w:color w:val="EA580C"/>
-                <w:sz w:val="16"/>
-              </w:rPr>
-              <w:t>Moyenne</w:t>
-            </w:r>
-          </w:p>
-        </w:tc>
-        <w:tc>
-          <w:tcPr>
-            <w:tcW w:type="dxa" w:w="1247"/>
-          </w:tcPr>
-          <w:p>
-            <w:r>
-              <w:rPr>
-                <w:b/>
-                <w:i w:val="0"/>
-                <w:sz w:val="16"/>
-              </w:rPr>
               <w:t>S02</w:t>
               <w:br/>
             </w:r>
@@ -2015,187 +2015,7 @@
                 <w:i w:val="0"/>
                 <w:sz w:val="17"/>
               </w:rPr>
-              <w:t>Attention!!! le montant payé pour les frais de scolarité ( 15000 FCFA) de ABDOUL AZIZE DIA  qui fréquente 2ème année de Maternelle semble faible.</w:t>
-            </w:r>
-          </w:p>
-        </w:tc>
-      </w:tr>
-      <w:tr>
-        <w:tc>
-          <w:tcPr>
-            <w:tcW w:type="dxa" w:w="964"/>
-          </w:tcPr>
-          <w:p>
-            <w:r>
-              <w:rPr>
-                <w:b/>
-                <w:i w:val="0"/>
-                <w:color w:val="EA580C"/>
-                <w:sz w:val="16"/>
-              </w:rPr>
-              <w:t>Moyenne</w:t>
-            </w:r>
-          </w:p>
-        </w:tc>
-        <w:tc>
-          <w:tcPr>
-            <w:tcW w:type="dxa" w:w="1247"/>
-          </w:tcPr>
-          <w:p>
-            <w:r>
-              <w:rPr>
-                <w:b/>
-                <w:i w:val="0"/>
-                <w:sz w:val="16"/>
-              </w:rPr>
-              <w:t>S02</w:t>
-              <w:br/>
-            </w:r>
-            <w:r>
-              <w:rPr>
-                <w:b w:val="0"/>
-                <w:i w:val="0"/>
-                <w:color w:val="64748B"/>
-                <w:sz w:val="14"/>
-              </w:rPr>
-              <w:t>Éducation</w:t>
-            </w:r>
-          </w:p>
-        </w:tc>
-        <w:tc>
-          <w:tcPr>
-            <w:tcW w:type="dxa" w:w="1531"/>
-          </w:tcPr>
-          <w:p>
-            <w:r>
-              <w:rPr>
-                <w:b/>
-                <w:i w:val="0"/>
-                <w:color w:val="16A34A"/>
-                <w:sz w:val="16"/>
-              </w:rPr>
-              <w:t>—</w:t>
-            </w:r>
-          </w:p>
-        </w:tc>
-        <w:tc>
-          <w:tcPr>
-            <w:tcW w:type="dxa" w:w="1191"/>
-          </w:tcPr>
-          <w:p>
-            <w:r>
-              <w:rPr>
-                <w:b w:val="0"/>
-                <w:i w:val="0"/>
-                <w:color w:val="64748B"/>
-                <w:sz w:val="16"/>
-              </w:rPr>
-              <w:t>GT-CQ</w:t>
-            </w:r>
-          </w:p>
-        </w:tc>
-        <w:tc>
-          <w:tcPr>
-            <w:tcW w:type="dxa" w:w="4706"/>
-          </w:tcPr>
-          <w:p>
-            <w:r>
-              <w:rPr>
-                <w:b w:val="0"/>
-                <w:i w:val="0"/>
-                <w:sz w:val="17"/>
-              </w:rPr>
               <w:t>Veuillez verifier cette information auprès de l'enquêté ou confirmer avec le QG.</w:t>
-            </w:r>
-          </w:p>
-        </w:tc>
-      </w:tr>
-      <w:tr>
-        <w:tc>
-          <w:tcPr>
-            <w:tcW w:type="dxa" w:w="964"/>
-          </w:tcPr>
-          <w:p>
-            <w:r>
-              <w:rPr>
-                <w:b/>
-                <w:i w:val="0"/>
-                <w:color w:val="EA580C"/>
-                <w:sz w:val="16"/>
-              </w:rPr>
-              <w:t>Moyenne</w:t>
-            </w:r>
-          </w:p>
-        </w:tc>
-        <w:tc>
-          <w:tcPr>
-            <w:tcW w:type="dxa" w:w="1247"/>
-          </w:tcPr>
-          <w:p>
-            <w:r>
-              <w:rPr>
-                <w:b/>
-                <w:i w:val="0"/>
-                <w:sz w:val="16"/>
-              </w:rPr>
-              <w:t>S02</w:t>
-              <w:br/>
-            </w:r>
-            <w:r>
-              <w:rPr>
-                <w:b w:val="0"/>
-                <w:i w:val="0"/>
-                <w:color w:val="64748B"/>
-                <w:sz w:val="14"/>
-              </w:rPr>
-              <w:t>Éducation</w:t>
-            </w:r>
-          </w:p>
-        </w:tc>
-        <w:tc>
-          <w:tcPr>
-            <w:tcW w:type="dxa" w:w="1531"/>
-          </w:tcPr>
-          <w:p>
-            <w:r>
-              <w:rPr>
-                <w:b/>
-                <w:i w:val="0"/>
-                <w:color w:val="16A34A"/>
-                <w:sz w:val="16"/>
-              </w:rPr>
-              <w:t>—</w:t>
-            </w:r>
-          </w:p>
-        </w:tc>
-        <w:tc>
-          <w:tcPr>
-            <w:tcW w:type="dxa" w:w="1191"/>
-          </w:tcPr>
-          <w:p>
-            <w:r>
-              <w:rPr>
-                <w:b w:val="0"/>
-                <w:i w:val="0"/>
-                <w:color w:val="64748B"/>
-                <w:sz w:val="16"/>
-              </w:rPr>
-              <w:t>GT-CQ</w:t>
-            </w:r>
-          </w:p>
-        </w:tc>
-        <w:tc>
-          <w:tcPr>
-            <w:tcW w:type="dxa" w:w="4706"/>
-          </w:tcPr>
-          <w:p>
-            <w:r>
-              <w:rPr>
-                <w:b w:val="0"/>
-                <w:i w:val="0"/>
-                <w:sz w:val="17"/>
-              </w:rPr>
-              <w:t>veuillez, s'il vous plait, confirmer les frais de scolarité ( 5000 FCFA) payée de AIDA DIA avec le QG ou apporter les corrections nécessaires.</w:t>
             </w:r>
           </w:p>
         </w:tc>
